--- a/lettre_INSPE_Amiens.docx
+++ b/lettre_INSPE_Amiens.docx
@@ -225,7 +225,7 @@
           <w:rFonts w:ascii="Times New Roman" w:hAnsi="Times New Roman"/>
           <w:sz w:val="24"/>
         </w:rPr>
-        <w:t>Ma situation personnelle et professionnelle rend le format distanciel non seulement souhaitable, mais indispensable. Mon poste actuel de chargée de recouvrement m'a forgé une rigueur organisationnelle, une capacité à gérer les priorités et une aisance dans la communication professionnelle que je mettrai au service de l'enseignement — et que je ne peux me permettre d'abandonner du jour au lendemain. Par ailleurs, ma mère est en maladie professionnelle depuis plusieurs années, avec des séquelles durables qui nécessitent une présence régulière et un accompagnement au quotidien. Fille unique, je suis la seule à pouvoir assumer ce rôle à ses côtés. Quitter Lorient pour rejoindre un campus à temps plein n'est pas une option que je peux envisager en responsabilité. Votre parcours distanciel est la seule voie qui me permet de poursuivre ma vocation sans renoncer aux obligations familiales que je ne peux déléguer à personne.</w:t>
+        <w:t>Ma situation personnelle et professionnelle fait du format distanciel la seule voie réellement accessible pour moi. Ma mère est en arrêt pour maladie professionnelle depuis plusieurs années. Son état de santé s'est progressivement dégradé au point de nécessiter une présence quotidienne : accompagnement aux rendez-vous médicaux, gestion des démarches administratives liées à sa prise en charge, soutien moral et assistance dans les actes de la vie courante lors de ses périodes de crise. Fille unique, il n'existe personne d'autre dans la famille pour assumer ce rôle. L'abandonner n'est pas une option envisageable, ni moralement ni matériellement. À cela s'ajoute une contrainte économique tout aussi réelle : mon salaire de chargée de recouvrement constitue la seule source de revenus stables du foyer. Quitter mon poste ou m'éloigner géographiquement fragiliserait immédiatement notre situation financière, déjà mise à l'épreuve par les frais liés à la maladie de ma mère. Ce n'est donc pas un choix de confort qui m'oriente vers votre parcours distanciel : c'est une contrainte structurelle, profonde et durable, qui fait de votre formation la seule compatible avec ma réalité.</w:t>
       </w:r>
     </w:p>
     <w:p>

--- a/lettre_INSPE_Amiens.docx
+++ b/lettre_INSPE_Amiens.docx
@@ -225,7 +225,7 @@
           <w:rFonts w:ascii="Times New Roman" w:hAnsi="Times New Roman"/>
           <w:sz w:val="24"/>
         </w:rPr>
-        <w:t>Ma situation personnelle et professionnelle fait du format distanciel la seule voie réellement accessible pour moi. Ma mère est en arrêt pour maladie professionnelle depuis plusieurs années. Son état de santé s'est progressivement dégradé au point de nécessiter une présence quotidienne : accompagnement aux rendez-vous médicaux, gestion des démarches administratives liées à sa prise en charge, soutien moral et assistance dans les actes de la vie courante lors de ses périodes de crise. Fille unique, il n'existe personne d'autre dans la famille pour assumer ce rôle. L'abandonner n'est pas une option envisageable, ni moralement ni matériellement. À cela s'ajoute une contrainte économique tout aussi réelle : mon salaire de chargée de recouvrement constitue la seule source de revenus stables du foyer. Quitter mon poste ou m'éloigner géographiquement fragiliserait immédiatement notre situation financière, déjà mise à l'épreuve par les frais liés à la maladie de ma mère. Ce n'est donc pas un choix de confort qui m'oriente vers votre parcours distanciel : c'est une contrainte structurelle, profonde et durable, qui fait de votre formation la seule compatible avec ma réalité.</w:t>
+        <w:t>Ma situation personnelle et professionnelle rend le présentiel impossible. Ma mère est en arrêt pour maladie professionnelle depuis plusieurs années et nécessite une présence quotidienne à ses côtés. Fille unique, je suis la seule à pouvoir assumer ce rôle. Par ailleurs, mon salaire de chargée de recouvrement constitue la principale source de revenus du foyer, ce qui exclut toute possibilité de quitter mon poste. Le format distanciel est donc la seule option compatible avec ma réalité.</w:t>
       </w:r>
     </w:p>
     <w:p>

--- a/lettre_INSPE_Amiens.docx
+++ b/lettre_INSPE_Amiens.docx
@@ -225,7 +225,7 @@
           <w:rFonts w:ascii="Times New Roman" w:hAnsi="Times New Roman"/>
           <w:sz w:val="24"/>
         </w:rPr>
-        <w:t>Ma situation personnelle et professionnelle rend le présentiel impossible. Ma mère est en arrêt pour maladie professionnelle depuis plusieurs années et nécessite une présence quotidienne à ses côtés. Fille unique, je suis la seule à pouvoir assumer ce rôle. Par ailleurs, mon salaire de chargée de recouvrement constitue la principale source de revenus du foyer, ce qui exclut toute possibilité de quitter mon poste. Le format distanciel est donc la seule option compatible avec ma réalité.</w:t>
+        <w:t>Ma situation personnelle rend le présentiel impossible. Ma mère est en arrêt pour maladie professionnelle depuis plusieurs années et nécessite une présence quotidienne à ses côtés. Fille unique, je suis la seule à pouvoir assumer ce rôle. Quitter Lorient pour rejoindre un campus à temps plein n'est tout simplement pas envisageable. Le format distanciel est donc la seule option compatible avec ma réalité.</w:t>
       </w:r>
     </w:p>
     <w:p>

--- a/lettre_INSPE_Amiens.docx
+++ b/lettre_INSPE_Amiens.docx
@@ -225,7 +225,7 @@
           <w:rFonts w:ascii="Times New Roman" w:hAnsi="Times New Roman"/>
           <w:sz w:val="24"/>
         </w:rPr>
-        <w:t>Ma situation personnelle rend le présentiel impossible. Ma mère est en arrêt pour maladie professionnelle depuis plusieurs années et nécessite une présence quotidienne à ses côtés. Fille unique, je suis la seule à pouvoir assumer ce rôle. Quitter Lorient pour rejoindre un campus à temps plein n'est tout simplement pas envisageable. Le format distanciel est donc la seule option compatible avec ma réalité.</w:t>
+        <w:t>Mon choix du format distanciel répond à une contrainte familiale concrète et durable. Ma mère est en arrêt pour maladie professionnelle depuis plusieurs années ; son état nécessite une présence régulière à ses côtés. Étant fille unique, je suis la seule personne en mesure d'assurer cet accompagnement. Un déménagement ou des déplacements réguliers vers un campus distant sont donc incompatibles avec cette réalité. Votre parcours en distanciel est la seule formation qui me permette de préparer sérieusement le CRPE sans renoncer à mes responsabilités familiales.</w:t>
       </w:r>
     </w:p>
     <w:p>

--- a/lettre_INSPE_Amiens.docx
+++ b/lettre_INSPE_Amiens.docx
@@ -271,7 +271,7 @@
       </w:r>
     </w:p>
     <w:sectPr>
-      <w:pgSz w:w="12240" w:h="15840"/>
+      <w:pgSz w:w="11906" w:h="16838"/>
       <w:pgMar w:top="1417" w:right="1417" w:bottom="1417" w:left="1417" w:header="720" w:footer="720" w:gutter="0"/>
       <w:cols w:space="720"/>
       <w:docGrid w:linePitch="360"/>
